--- a/Finance Softwares.docx
+++ b/Finance Softwares.docx
@@ -8,10 +8,10 @@
           <w:noProof/>
         </w:rPr>
         <w:drawing>
-          <wp:inline distT="0" distB="0" distL="0" distR="0" wp14:anchorId="08B0C461" wp14:editId="1515169F">
-            <wp:extent cx="5731510" cy="3822065"/>
-            <wp:effectExtent l="0" t="0" r="2540" b="6985"/>
-            <wp:docPr id="1419401364" name="Picture 1"/>
+          <wp:inline distT="0" distB="0" distL="0" distR="0" wp14:anchorId="03B3DA20" wp14:editId="0A287E54">
+            <wp:extent cx="5731510" cy="3818255"/>
+            <wp:effectExtent l="0" t="0" r="2540" b="0"/>
+            <wp:docPr id="1100207580" name="Picture 1"/>
             <wp:cNvGraphicFramePr>
               <a:graphicFrameLocks xmlns:a="http://schemas.openxmlformats.org/drawingml/2006/main" noChangeAspect="1"/>
             </wp:cNvGraphicFramePr>
@@ -40,7 +40,7 @@
                   <pic:spPr bwMode="auto">
                     <a:xfrm>
                       <a:off x="0" y="0"/>
-                      <a:ext cx="5731510" cy="3822065"/>
+                      <a:ext cx="5731510" cy="3818255"/>
                     </a:xfrm>
                     <a:prstGeom prst="rect">
                       <a:avLst/>
@@ -475,7 +475,7 @@
     <w:link w:val="Heading1Char"/>
     <w:uiPriority w:val="9"/>
     <w:qFormat/>
-    <w:rsid w:val="00F81403"/>
+    <w:rsid w:val="002A7752"/>
     <w:pPr>
       <w:keepNext/>
       <w:keepLines/>
@@ -498,7 +498,7 @@
     <w:semiHidden/>
     <w:unhideWhenUsed/>
     <w:qFormat/>
-    <w:rsid w:val="00F81403"/>
+    <w:rsid w:val="002A7752"/>
     <w:pPr>
       <w:keepNext/>
       <w:keepLines/>
@@ -521,7 +521,7 @@
     <w:semiHidden/>
     <w:unhideWhenUsed/>
     <w:qFormat/>
-    <w:rsid w:val="00F81403"/>
+    <w:rsid w:val="002A7752"/>
     <w:pPr>
       <w:keepNext/>
       <w:keepLines/>
@@ -544,7 +544,7 @@
     <w:semiHidden/>
     <w:unhideWhenUsed/>
     <w:qFormat/>
-    <w:rsid w:val="00F81403"/>
+    <w:rsid w:val="002A7752"/>
     <w:pPr>
       <w:keepNext/>
       <w:keepLines/>
@@ -567,7 +567,7 @@
     <w:semiHidden/>
     <w:unhideWhenUsed/>
     <w:qFormat/>
-    <w:rsid w:val="00F81403"/>
+    <w:rsid w:val="002A7752"/>
     <w:pPr>
       <w:keepNext/>
       <w:keepLines/>
@@ -588,7 +588,7 @@
     <w:semiHidden/>
     <w:unhideWhenUsed/>
     <w:qFormat/>
-    <w:rsid w:val="00F81403"/>
+    <w:rsid w:val="002A7752"/>
     <w:pPr>
       <w:keepNext/>
       <w:keepLines/>
@@ -611,7 +611,7 @@
     <w:semiHidden/>
     <w:unhideWhenUsed/>
     <w:qFormat/>
-    <w:rsid w:val="00F81403"/>
+    <w:rsid w:val="002A7752"/>
     <w:pPr>
       <w:keepNext/>
       <w:keepLines/>
@@ -632,7 +632,7 @@
     <w:semiHidden/>
     <w:unhideWhenUsed/>
     <w:qFormat/>
-    <w:rsid w:val="00F81403"/>
+    <w:rsid w:val="002A7752"/>
     <w:pPr>
       <w:keepNext/>
       <w:keepLines/>
@@ -655,7 +655,7 @@
     <w:semiHidden/>
     <w:unhideWhenUsed/>
     <w:qFormat/>
-    <w:rsid w:val="00F81403"/>
+    <w:rsid w:val="002A7752"/>
     <w:pPr>
       <w:keepNext/>
       <w:keepLines/>
@@ -699,7 +699,7 @@
     <w:basedOn w:val="DefaultParagraphFont"/>
     <w:link w:val="Heading1"/>
     <w:uiPriority w:val="9"/>
-    <w:rsid w:val="00F81403"/>
+    <w:rsid w:val="002A7752"/>
     <w:rPr>
       <w:rFonts w:asciiTheme="majorHAnsi" w:eastAsiaTheme="majorEastAsia" w:hAnsiTheme="majorHAnsi" w:cstheme="majorBidi"/>
       <w:color w:val="2F5496" w:themeColor="accent1" w:themeShade="BF"/>
@@ -713,7 +713,7 @@
     <w:link w:val="Heading2"/>
     <w:uiPriority w:val="9"/>
     <w:semiHidden/>
-    <w:rsid w:val="00F81403"/>
+    <w:rsid w:val="002A7752"/>
     <w:rPr>
       <w:rFonts w:asciiTheme="majorHAnsi" w:eastAsiaTheme="majorEastAsia" w:hAnsiTheme="majorHAnsi" w:cstheme="majorBidi"/>
       <w:color w:val="2F5496" w:themeColor="accent1" w:themeShade="BF"/>
@@ -727,7 +727,7 @@
     <w:link w:val="Heading3"/>
     <w:uiPriority w:val="9"/>
     <w:semiHidden/>
-    <w:rsid w:val="00F81403"/>
+    <w:rsid w:val="002A7752"/>
     <w:rPr>
       <w:rFonts w:eastAsiaTheme="majorEastAsia" w:cstheme="majorBidi"/>
       <w:color w:val="2F5496" w:themeColor="accent1" w:themeShade="BF"/>
@@ -741,7 +741,7 @@
     <w:link w:val="Heading4"/>
     <w:uiPriority w:val="9"/>
     <w:semiHidden/>
-    <w:rsid w:val="00F81403"/>
+    <w:rsid w:val="002A7752"/>
     <w:rPr>
       <w:rFonts w:eastAsiaTheme="majorEastAsia" w:cstheme="majorBidi"/>
       <w:i/>
@@ -755,7 +755,7 @@
     <w:link w:val="Heading5"/>
     <w:uiPriority w:val="9"/>
     <w:semiHidden/>
-    <w:rsid w:val="00F81403"/>
+    <w:rsid w:val="002A7752"/>
     <w:rPr>
       <w:rFonts w:eastAsiaTheme="majorEastAsia" w:cstheme="majorBidi"/>
       <w:color w:val="2F5496" w:themeColor="accent1" w:themeShade="BF"/>
@@ -767,7 +767,7 @@
     <w:link w:val="Heading6"/>
     <w:uiPriority w:val="9"/>
     <w:semiHidden/>
-    <w:rsid w:val="00F81403"/>
+    <w:rsid w:val="002A7752"/>
     <w:rPr>
       <w:rFonts w:eastAsiaTheme="majorEastAsia" w:cstheme="majorBidi"/>
       <w:i/>
@@ -781,7 +781,7 @@
     <w:link w:val="Heading7"/>
     <w:uiPriority w:val="9"/>
     <w:semiHidden/>
-    <w:rsid w:val="00F81403"/>
+    <w:rsid w:val="002A7752"/>
     <w:rPr>
       <w:rFonts w:eastAsiaTheme="majorEastAsia" w:cstheme="majorBidi"/>
       <w:color w:val="595959" w:themeColor="text1" w:themeTint="A6"/>
@@ -793,7 +793,7 @@
     <w:link w:val="Heading8"/>
     <w:uiPriority w:val="9"/>
     <w:semiHidden/>
-    <w:rsid w:val="00F81403"/>
+    <w:rsid w:val="002A7752"/>
     <w:rPr>
       <w:rFonts w:eastAsiaTheme="majorEastAsia" w:cstheme="majorBidi"/>
       <w:i/>
@@ -807,7 +807,7 @@
     <w:link w:val="Heading9"/>
     <w:uiPriority w:val="9"/>
     <w:semiHidden/>
-    <w:rsid w:val="00F81403"/>
+    <w:rsid w:val="002A7752"/>
     <w:rPr>
       <w:rFonts w:eastAsiaTheme="majorEastAsia" w:cstheme="majorBidi"/>
       <w:color w:val="272727" w:themeColor="text1" w:themeTint="D8"/>
@@ -820,7 +820,7 @@
     <w:link w:val="TitleChar"/>
     <w:uiPriority w:val="10"/>
     <w:qFormat/>
-    <w:rsid w:val="00F81403"/>
+    <w:rsid w:val="002A7752"/>
     <w:pPr>
       <w:spacing w:after="80" w:line="240" w:lineRule="auto"/>
       <w:contextualSpacing/>
@@ -838,7 +838,7 @@
     <w:basedOn w:val="DefaultParagraphFont"/>
     <w:link w:val="Title"/>
     <w:uiPriority w:val="10"/>
-    <w:rsid w:val="00F81403"/>
+    <w:rsid w:val="002A7752"/>
     <w:rPr>
       <w:rFonts w:asciiTheme="majorHAnsi" w:eastAsiaTheme="majorEastAsia" w:hAnsiTheme="majorHAnsi" w:cstheme="majorBidi"/>
       <w:spacing w:val="-10"/>
@@ -854,7 +854,7 @@
     <w:link w:val="SubtitleChar"/>
     <w:uiPriority w:val="11"/>
     <w:qFormat/>
-    <w:rsid w:val="00F81403"/>
+    <w:rsid w:val="002A7752"/>
     <w:pPr>
       <w:numPr>
         <w:ilvl w:val="1"/>
@@ -873,7 +873,7 @@
     <w:basedOn w:val="DefaultParagraphFont"/>
     <w:link w:val="Subtitle"/>
     <w:uiPriority w:val="11"/>
-    <w:rsid w:val="00F81403"/>
+    <w:rsid w:val="002A7752"/>
     <w:rPr>
       <w:rFonts w:eastAsiaTheme="majorEastAsia" w:cstheme="majorBidi"/>
       <w:color w:val="595959" w:themeColor="text1" w:themeTint="A6"/>
@@ -889,7 +889,7 @@
     <w:link w:val="QuoteChar"/>
     <w:uiPriority w:val="29"/>
     <w:qFormat/>
-    <w:rsid w:val="00F81403"/>
+    <w:rsid w:val="002A7752"/>
     <w:pPr>
       <w:spacing w:before="160"/>
       <w:jc w:val="center"/>
@@ -905,7 +905,7 @@
     <w:basedOn w:val="DefaultParagraphFont"/>
     <w:link w:val="Quote"/>
     <w:uiPriority w:val="29"/>
-    <w:rsid w:val="00F81403"/>
+    <w:rsid w:val="002A7752"/>
     <w:rPr>
       <w:i/>
       <w:iCs/>
@@ -917,7 +917,7 @@
     <w:basedOn w:val="Normal"/>
     <w:uiPriority w:val="34"/>
     <w:qFormat/>
-    <w:rsid w:val="00F81403"/>
+    <w:rsid w:val="002A7752"/>
     <w:pPr>
       <w:ind w:left="720"/>
       <w:contextualSpacing/>
@@ -928,7 +928,7 @@
     <w:basedOn w:val="DefaultParagraphFont"/>
     <w:uiPriority w:val="21"/>
     <w:qFormat/>
-    <w:rsid w:val="00F81403"/>
+    <w:rsid w:val="002A7752"/>
     <w:rPr>
       <w:i/>
       <w:iCs/>
@@ -942,7 +942,7 @@
     <w:link w:val="IntenseQuoteChar"/>
     <w:uiPriority w:val="30"/>
     <w:qFormat/>
-    <w:rsid w:val="00F81403"/>
+    <w:rsid w:val="002A7752"/>
     <w:pPr>
       <w:pBdr>
         <w:top w:val="single" w:sz="4" w:space="10" w:color="2F5496" w:themeColor="accent1" w:themeShade="BF"/>
@@ -963,7 +963,7 @@
     <w:basedOn w:val="DefaultParagraphFont"/>
     <w:link w:val="IntenseQuote"/>
     <w:uiPriority w:val="30"/>
-    <w:rsid w:val="00F81403"/>
+    <w:rsid w:val="002A7752"/>
     <w:rPr>
       <w:i/>
       <w:iCs/>
@@ -975,7 +975,7 @@
     <w:basedOn w:val="DefaultParagraphFont"/>
     <w:uiPriority w:val="32"/>
     <w:qFormat/>
-    <w:rsid w:val="00F81403"/>
+    <w:rsid w:val="002A7752"/>
     <w:rPr>
       <w:b/>
       <w:bCs/>
